--- a/docs/guides/COMMONS_WORKABLE.docx
+++ b/docs/guides/COMMONS_WORKABLE.docx
@@ -8972,6 +8972,111 @@
       </w:r>
       <w:r>
         <w:t xml:space="preserve">. All behavioural claims are grounded in the cited source files as of 2026-05-30.</w:t>
+      </w:r>
+    </w:p>
+    <w:p>
+      <w:pPr>
+        <w:pStyle w:val="BodyText"/>
+      </w:pPr>
+      <w:r>
+        <w:rPr>
+          <w:b/>
+          <w:bCs/>
+        </w:rPr>
+        <w:t xml:space="preserve">Verified 2026-05-30:</w:t>
+      </w:r>
+      <w:r>
+        <w:t xml:space="preserve"> </w:t>
+      </w:r>
+      <w:r>
+        <w:t xml:space="preserve">internal doc — no external online sources. Behavioural claims derive from</w:t>
+      </w:r>
+      <w:r>
+        <w:t xml:space="preserve"> </w:t>
+      </w:r>
+      <w:r>
+        <w:rPr>
+          <w:rStyle w:val="VerbatimChar"/>
+        </w:rPr>
+        <w:t xml:space="preserve">commons_workable/{store.go, item.go, crud.go, changefeed.go, parser.go}</w:t>
+      </w:r>
+      <w:r>
+        <w:t xml:space="preserve"> </w:t>
+      </w:r>
+      <w:r>
+        <w:t xml:space="preserve">+ their</w:t>
+      </w:r>
+      <w:r>
+        <w:t xml:space="preserve"> </w:t>
+      </w:r>
+      <w:r>
+        <w:rPr>
+          <w:rStyle w:val="VerbatimChar"/>
+        </w:rPr>
+        <w:t xml:space="preserve">_test.go</w:t>
+      </w:r>
+      <w:r>
+        <w:t xml:space="preserve"> </w:t>
+      </w:r>
+      <w:r>
+        <w:t xml:space="preserve">siblings (read 2026-05-30); the only third-party dependency is the pure-Go</w:t>
+      </w:r>
+      <w:r>
+        <w:t xml:space="preserve"> </w:t>
+      </w:r>
+      <w:r>
+        <w:rPr>
+          <w:rStyle w:val="VerbatimChar"/>
+        </w:rPr>
+        <w:t xml:space="preserve">modernc.org/sqlite</w:t>
+      </w:r>
+      <w:r>
+        <w:t xml:space="preserve">, pinned in</w:t>
+      </w:r>
+      <w:r>
+        <w:t xml:space="preserve"> </w:t>
+      </w:r>
+      <w:r>
+        <w:rPr>
+          <w:rStyle w:val="VerbatimChar"/>
+        </w:rPr>
+        <w:t xml:space="preserve">commons_workable/go.mod</w:t>
+      </w:r>
+      <w:r>
+        <w:t xml:space="preserve"> </w:t>
+      </w:r>
+      <w:r>
+        <w:t xml:space="preserve">(no online-doc cross-reference required — the API surface used is the vendored, version-pinned one). Re-verify on a</w:t>
+      </w:r>
+      <w:r>
+        <w:t xml:space="preserve"> </w:t>
+      </w:r>
+      <w:r>
+        <w:rPr>
+          <w:rStyle w:val="VerbatimChar"/>
+        </w:rPr>
+        <w:t xml:space="preserve">modernc.org/sqlite</w:t>
+      </w:r>
+      <w:r>
+        <w:t xml:space="preserve"> </w:t>
+      </w:r>
+      <w:r>
+        <w:t xml:space="preserve">major-version bump or a</w:t>
+      </w:r>
+      <w:r>
+        <w:t xml:space="preserve"> </w:t>
+      </w:r>
+      <w:r>
+        <w:rPr>
+          <w:rStyle w:val="VerbatimChar"/>
+        </w:rPr>
+        <w:t xml:space="preserve">commons_workable</w:t>
+      </w:r>
+      <w:r>
+        <w:t xml:space="preserve"> </w:t>
+      </w:r>
+      <w:r>
+        <w:t xml:space="preserve">schema/CRUD API change.</w:t>
       </w:r>
     </w:p>
     <w:bookmarkEnd w:id="37"/>
